--- a/Volume 1/Chapter 03 - File Handling/SPA_Vol1_Ch3_Lesson3_19_File_Handling_Errors.docx
+++ b/Volume 1/Chapter 03 - File Handling/SPA_Vol1_Ch3_Lesson3_19_File_Handling_Errors.docx
@@ -1134,20 +1134,309 @@
         <w:keepNext/>
       </w:pPr>
       <w:r>
-        <w:t>Save each source and supporting file from this lesson into the matching path in the project layout. As in Chapter 1, notepad .\c\basic_file_errors.c creates and opens one: choose Yes, type the file, save it with Ctrl+S, and close Notepad. Then install the TypeScript compiler for this project.</w:t>
-      </w:r>
-    </w:p>
-    <w:p>
-      <w:pPr>
-        <w:keepNext/>
-      </w:pPr>
-    </w:p>
-    <w:p>
-      <w:pPr>
-        <w:pStyle w:val="CommandBlock"/>
-      </w:pPr>
-      <w:r>
-        <w:t>npm --prefix .\typescript install --ignore-scripts --no-audit --no-fund</w:t>
+        <w:t>Next, let the tools create each project's settings file, as in Chapter 1. Remember, -o names the project folder: dotnet new console -o makes a C# project there, with a .csproj file and a starter Program.cs, which you replace with this lesson's code in the C# section. Remember, go.mod makes the folder a module: go mod init writes it, and its go line shows the Go version you have installed.</w:t>
+      </w:r>
+    </w:p>
+    <w:p>
+      <w:pPr>
+        <w:keepNext/>
+      </w:pPr>
+    </w:p>
+    <w:p>
+      <w:pPr>
+        <w:pStyle w:val="CommandBlock"/>
+        <w:keepNext/>
+      </w:pPr>
+      <w:r>
+        <w:t>dotnet new console -o .\csharp\BasicFileErrors</w:t>
+      </w:r>
+    </w:p>
+    <w:p>
+      <w:pPr>
+        <w:pStyle w:val="CommandBlock"/>
+        <w:keepNext/>
+      </w:pPr>
+      <w:r>
+        <w:t>dotnet new console -o .\csharp\FileErrors</w:t>
+      </w:r>
+    </w:p>
+    <w:p>
+      <w:pPr>
+        <w:pStyle w:val="CommandBlock"/>
+      </w:pPr>
+      <w:r>
+        <w:t>go -C .\go mod init example.com/fileerrors</w:t>
+      </w:r>
+    </w:p>
+    <w:p>
+      <w:pPr>
+        <w:keepNext/>
+      </w:pPr>
+    </w:p>
+    <w:p>
+      <w:pPr>
+        <w:keepNext/>
+      </w:pPr>
+      <w:r>
+        <w:t>Then make the TypeScript project's package.json and install its compiler. Remember, npm init -y, npm pkg, then npm install: Push-Location moves into .\typescript first, because npm init ignores --prefix, and Pop-Location moves back to lesson-3.19.</w:t>
+      </w:r>
+    </w:p>
+    <w:p>
+      <w:pPr>
+        <w:keepNext/>
+      </w:pPr>
+    </w:p>
+    <w:p>
+      <w:pPr>
+        <w:pStyle w:val="CommandBlock"/>
+        <w:keepNext/>
+      </w:pPr>
+      <w:r>
+        <w:t>Push-Location .\typescript</w:t>
+      </w:r>
+    </w:p>
+    <w:p>
+      <w:pPr>
+        <w:pStyle w:val="CommandBlock"/>
+        <w:keepNext/>
+      </w:pPr>
+      <w:r>
+        <w:t>npm init -y</w:t>
+      </w:r>
+    </w:p>
+    <w:p>
+      <w:pPr>
+        <w:pStyle w:val="CommandBlock"/>
+        <w:keepNext/>
+      </w:pPr>
+      <w:r>
+        <w:t>npm pkg set name=file-errors-typescript type=module</w:t>
+      </w:r>
+    </w:p>
+    <w:p>
+      <w:pPr>
+        <w:pStyle w:val="CommandBlock"/>
+        <w:keepNext/>
+      </w:pPr>
+      <w:r>
+        <w:t>npm pkg set private=true --json</w:t>
+      </w:r>
+    </w:p>
+    <w:p>
+      <w:pPr>
+        <w:pStyle w:val="CommandBlock"/>
+        <w:keepNext/>
+      </w:pPr>
+      <w:r>
+        <w:t>npm pkg set "scripts.check=tsc --noEmit" "scripts.build=tsc --noEmitOnError"</w:t>
+      </w:r>
+    </w:p>
+    <w:p>
+      <w:pPr>
+        <w:pStyle w:val="CommandBlock"/>
+        <w:keepNext/>
+      </w:pPr>
+      <w:r>
+        <w:t>npm pkg delete version description main keywords author license scripts.test</w:t>
+      </w:r>
+    </w:p>
+    <w:p>
+      <w:pPr>
+        <w:pStyle w:val="CommandBlock"/>
+        <w:keepNext/>
+      </w:pPr>
+      <w:r>
+        <w:t>npm install --save-dev --save-exact typescript@7.0.2 @types/node@24.13.5 `</w:t>
+      </w:r>
+    </w:p>
+    <w:p>
+      <w:pPr>
+        <w:pStyle w:val="CommandBlock"/>
+        <w:keepNext/>
+      </w:pPr>
+      <w:r>
+        <w:t xml:space="preserve">    --ignore-scripts --no-audit --no-fund</w:t>
+      </w:r>
+    </w:p>
+    <w:p>
+      <w:pPr>
+        <w:pStyle w:val="CommandBlock"/>
+      </w:pPr>
+      <w:r>
+        <w:t>Pop-Location</w:t>
+      </w:r>
+    </w:p>
+    <w:p>
+      <w:pPr>
+        <w:keepNext/>
+      </w:pPr>
+    </w:p>
+    <w:p>
+      <w:r>
+        <w:t>Then type the TypeScript compiler settings. As in Chapter 1, notepad .\typescript\tsconfig.json creates and opens the file: choose Yes, type the file, save it with Ctrl+S, and close Notepad.</w:t>
+      </w:r>
+    </w:p>
+    <w:p>
+      <w:pPr>
+        <w:keepNext/>
+      </w:pPr>
+    </w:p>
+    <w:p>
+      <w:pPr>
+        <w:pStyle w:val="Heading3"/>
+      </w:pPr>
+      <w:r>
+        <w:t>typescript/tsconfig.json</w:t>
+      </w:r>
+    </w:p>
+    <w:p>
+      <w:pPr>
+        <w:pStyle w:val="SourceCode"/>
+        <w:keepNext/>
+      </w:pPr>
+      <w:r>
+        <w:t>{</w:t>
+      </w:r>
+    </w:p>
+    <w:p>
+      <w:pPr>
+        <w:pStyle w:val="SourceCode"/>
+        <w:keepNext/>
+      </w:pPr>
+      <w:r>
+        <w:t xml:space="preserve">  "compilerOptions": {</w:t>
+      </w:r>
+    </w:p>
+    <w:p>
+      <w:pPr>
+        <w:pStyle w:val="SourceCode"/>
+      </w:pPr>
+      <w:r>
+        <w:t xml:space="preserve">    "target": "ES2022",</w:t>
+      </w:r>
+    </w:p>
+    <w:p>
+      <w:pPr>
+        <w:pStyle w:val="SourceCode"/>
+      </w:pPr>
+      <w:r>
+        <w:t xml:space="preserve">    "module": "NodeNext",</w:t>
+      </w:r>
+    </w:p>
+    <w:p>
+      <w:pPr>
+        <w:pStyle w:val="SourceCode"/>
+      </w:pPr>
+      <w:r>
+        <w:t xml:space="preserve">    "moduleResolution": "NodeNext",</w:t>
+      </w:r>
+    </w:p>
+    <w:p>
+      <w:pPr>
+        <w:pStyle w:val="SourceCode"/>
+      </w:pPr>
+      <w:r>
+        <w:t xml:space="preserve">    "rootDir": "src",</w:t>
+      </w:r>
+    </w:p>
+    <w:p>
+      <w:pPr>
+        <w:pStyle w:val="SourceCode"/>
+      </w:pPr>
+      <w:r>
+        <w:t xml:space="preserve">    "outDir": "dist",</w:t>
+      </w:r>
+    </w:p>
+    <w:p>
+      <w:pPr>
+        <w:pStyle w:val="SourceCode"/>
+      </w:pPr>
+      <w:r>
+        <w:t xml:space="preserve">    "strict": true,</w:t>
+      </w:r>
+    </w:p>
+    <w:p>
+      <w:pPr>
+        <w:pStyle w:val="SourceCode"/>
+      </w:pPr>
+      <w:r>
+        <w:t xml:space="preserve">    "types": [</w:t>
+      </w:r>
+    </w:p>
+    <w:p>
+      <w:pPr>
+        <w:pStyle w:val="SourceCode"/>
+      </w:pPr>
+      <w:r>
+        <w:t xml:space="preserve">      "node"</w:t>
+      </w:r>
+    </w:p>
+    <w:p>
+      <w:pPr>
+        <w:pStyle w:val="SourceCode"/>
+      </w:pPr>
+      <w:r>
+        <w:t xml:space="preserve">    ],</w:t>
+      </w:r>
+    </w:p>
+    <w:p>
+      <w:pPr>
+        <w:pStyle w:val="SourceCode"/>
+      </w:pPr>
+      <w:r>
+        <w:t xml:space="preserve">    "moduleDetection": "force"</w:t>
+      </w:r>
+    </w:p>
+    <w:p>
+      <w:pPr>
+        <w:pStyle w:val="SourceCode"/>
+      </w:pPr>
+      <w:r>
+        <w:t xml:space="preserve">  },</w:t>
+      </w:r>
+    </w:p>
+    <w:p>
+      <w:pPr>
+        <w:pStyle w:val="SourceCode"/>
+      </w:pPr>
+      <w:r>
+        <w:t xml:space="preserve">  "include": [</w:t>
+      </w:r>
+    </w:p>
+    <w:p>
+      <w:pPr>
+        <w:pStyle w:val="SourceCode"/>
+        <w:keepNext/>
+      </w:pPr>
+      <w:r>
+        <w:t xml:space="preserve">    "src/**/*.ts"</w:t>
+      </w:r>
+    </w:p>
+    <w:p>
+      <w:pPr>
+        <w:pStyle w:val="SourceCode"/>
+        <w:keepNext/>
+      </w:pPr>
+      <w:r>
+        <w:t xml:space="preserve">  ]</w:t>
+      </w:r>
+    </w:p>
+    <w:p>
+      <w:pPr>
+        <w:pStyle w:val="SourceCode"/>
+      </w:pPr>
+      <w:r>
+        <w:t>}</w:t>
+      </w:r>
+    </w:p>
+    <w:p>
+      <w:pPr>
+        <w:keepNext/>
+      </w:pPr>
+    </w:p>
+    <w:p>
+      <w:r>
+        <w:t>You save each source file in its language's section below, as each is shown, the same way.</w:t>
       </w:r>
     </w:p>
     <w:p>
@@ -1217,20 +1506,129 @@
         <w:keepNext/>
       </w:pPr>
       <w:r>
-        <w:t>Save each source and supporting file from this lesson into the matching path in the project layout. As in Chapter 1, nano ./c/basic_file_errors.c creates and opens one: type the file, then save and close it with Ctrl+O, Enter, then Ctrl+X. Then install the TypeScript compiler for this project.</w:t>
-      </w:r>
-    </w:p>
-    <w:p>
-      <w:pPr>
-        <w:keepNext/>
-      </w:pPr>
-    </w:p>
-    <w:p>
-      <w:pPr>
-        <w:pStyle w:val="CommandBlock"/>
-      </w:pPr>
-      <w:r>
-        <w:t>npm --prefix ./typescript install --ignore-scripts --no-audit --no-fund</w:t>
+        <w:t>Then create the C#, Go, and TypeScript project files with the same commands as on Windows; cd moves into ./typescript for the npm lines, and cd .. moves back.</w:t>
+      </w:r>
+    </w:p>
+    <w:p>
+      <w:pPr>
+        <w:keepNext/>
+      </w:pPr>
+    </w:p>
+    <w:p>
+      <w:pPr>
+        <w:pStyle w:val="CommandBlock"/>
+        <w:keepNext/>
+      </w:pPr>
+      <w:r>
+        <w:t>dotnet new console -o ./csharp/BasicFileErrors</w:t>
+      </w:r>
+    </w:p>
+    <w:p>
+      <w:pPr>
+        <w:pStyle w:val="CommandBlock"/>
+        <w:keepNext/>
+      </w:pPr>
+      <w:r>
+        <w:t>dotnet new console -o ./csharp/FileErrors</w:t>
+      </w:r>
+    </w:p>
+    <w:p>
+      <w:pPr>
+        <w:pStyle w:val="CommandBlock"/>
+        <w:keepNext/>
+      </w:pPr>
+      <w:r>
+        <w:t>go -C ./go mod init example.com/fileerrors</w:t>
+      </w:r>
+    </w:p>
+    <w:p>
+      <w:pPr>
+        <w:pStyle w:val="CommandBlock"/>
+        <w:keepNext/>
+      </w:pPr>
+      <w:r>
+        <w:t>cd ./typescript</w:t>
+      </w:r>
+    </w:p>
+    <w:p>
+      <w:pPr>
+        <w:pStyle w:val="CommandBlock"/>
+        <w:keepNext/>
+      </w:pPr>
+      <w:r>
+        <w:t>npm init -y</w:t>
+      </w:r>
+    </w:p>
+    <w:p>
+      <w:pPr>
+        <w:pStyle w:val="CommandBlock"/>
+        <w:keepNext/>
+      </w:pPr>
+      <w:r>
+        <w:t>npm pkg set name=file-errors-typescript type=module</w:t>
+      </w:r>
+    </w:p>
+    <w:p>
+      <w:pPr>
+        <w:pStyle w:val="CommandBlock"/>
+        <w:keepNext/>
+      </w:pPr>
+      <w:r>
+        <w:t>npm pkg set private=true --json</w:t>
+      </w:r>
+    </w:p>
+    <w:p>
+      <w:pPr>
+        <w:pStyle w:val="CommandBlock"/>
+        <w:keepNext/>
+      </w:pPr>
+      <w:r>
+        <w:t>npm pkg set "scripts.check=tsc --noEmit" "scripts.build=tsc --noEmitOnError"</w:t>
+      </w:r>
+    </w:p>
+    <w:p>
+      <w:pPr>
+        <w:pStyle w:val="CommandBlock"/>
+        <w:keepNext/>
+      </w:pPr>
+      <w:r>
+        <w:t>npm pkg delete version description main keywords author license scripts.test</w:t>
+      </w:r>
+    </w:p>
+    <w:p>
+      <w:pPr>
+        <w:pStyle w:val="CommandBlock"/>
+        <w:keepNext/>
+      </w:pPr>
+      <w:r>
+        <w:t>npm install --save-dev --save-exact typescript@7.0.2 @types/node@24.13.5 \</w:t>
+      </w:r>
+    </w:p>
+    <w:p>
+      <w:pPr>
+        <w:pStyle w:val="CommandBlock"/>
+        <w:keepNext/>
+      </w:pPr>
+      <w:r>
+        <w:t xml:space="preserve">    --ignore-scripts --no-audit --no-fund</w:t>
+      </w:r>
+    </w:p>
+    <w:p>
+      <w:pPr>
+        <w:pStyle w:val="CommandBlock"/>
+      </w:pPr>
+      <w:r>
+        <w:t>cd ..</w:t>
+      </w:r>
+    </w:p>
+    <w:p>
+      <w:pPr>
+        <w:keepNext/>
+      </w:pPr>
+    </w:p>
+    <w:p>
+      <w:r>
+        <w:t>Type typescript/tsconfig.json exactly as shown in the Windows setup. You save each source file in its language's section below, as each is shown. As in Chapter 1, nano ./c/basic_file_errors.c creates and opens one: type the file, then save and close it with Ctrl+O, Enter, then Ctrl+X.</w:t>
       </w:r>
     </w:p>
     <w:p>
@@ -22773,7 +23171,7 @@
     </w:p>
     <w:p>
       <w:r>
-        <w:t>These files follow the same pattern as the earlier lessons: only the project names change, and go.mod names this lesson's Go module, example.com/fileerrors. No project needs a package.</w:t>
+        <w:t>These are the files the setup commands wrote, shown here so you can check yours. Your go line shows your own Go version, and the blank lines and the order of the package.json fields may differ.</w:t>
       </w:r>
     </w:p>
     <w:p>
@@ -23111,164 +23509,6 @@
       </w:pPr>
       <w:r>
         <w:t xml:space="preserve">  }</w:t>
-      </w:r>
-    </w:p>
-    <w:p>
-      <w:pPr>
-        <w:pStyle w:val="SourceCode"/>
-      </w:pPr>
-      <w:r>
-        <w:t>}</w:t>
-      </w:r>
-    </w:p>
-    <w:p>
-      <w:pPr>
-        <w:keepNext/>
-      </w:pPr>
-    </w:p>
-    <w:p>
-      <w:pPr>
-        <w:keepNext/>
-      </w:pPr>
-    </w:p>
-    <w:p>
-      <w:pPr>
-        <w:pStyle w:val="Heading2"/>
-      </w:pPr>
-      <w:r>
-        <w:t>typescript/tsconfig.json</w:t>
-      </w:r>
-    </w:p>
-    <w:p>
-      <w:pPr>
-        <w:pStyle w:val="SourceCode"/>
-        <w:keepNext/>
-      </w:pPr>
-      <w:r>
-        <w:t>{</w:t>
-      </w:r>
-    </w:p>
-    <w:p>
-      <w:pPr>
-        <w:pStyle w:val="SourceCode"/>
-        <w:keepNext/>
-      </w:pPr>
-      <w:r>
-        <w:t xml:space="preserve">  "compilerOptions": {</w:t>
-      </w:r>
-    </w:p>
-    <w:p>
-      <w:pPr>
-        <w:pStyle w:val="SourceCode"/>
-      </w:pPr>
-      <w:r>
-        <w:t xml:space="preserve">    "target": "ES2022",</w:t>
-      </w:r>
-    </w:p>
-    <w:p>
-      <w:pPr>
-        <w:pStyle w:val="SourceCode"/>
-      </w:pPr>
-      <w:r>
-        <w:t xml:space="preserve">    "module": "NodeNext",</w:t>
-      </w:r>
-    </w:p>
-    <w:p>
-      <w:pPr>
-        <w:pStyle w:val="SourceCode"/>
-      </w:pPr>
-      <w:r>
-        <w:t xml:space="preserve">    "moduleResolution": "NodeNext",</w:t>
-      </w:r>
-    </w:p>
-    <w:p>
-      <w:pPr>
-        <w:pStyle w:val="SourceCode"/>
-      </w:pPr>
-      <w:r>
-        <w:t xml:space="preserve">    "rootDir": "src",</w:t>
-      </w:r>
-    </w:p>
-    <w:p>
-      <w:pPr>
-        <w:pStyle w:val="SourceCode"/>
-      </w:pPr>
-      <w:r>
-        <w:t xml:space="preserve">    "outDir": "dist",</w:t>
-      </w:r>
-    </w:p>
-    <w:p>
-      <w:pPr>
-        <w:pStyle w:val="SourceCode"/>
-      </w:pPr>
-      <w:r>
-        <w:t xml:space="preserve">    "strict": true,</w:t>
-      </w:r>
-    </w:p>
-    <w:p>
-      <w:pPr>
-        <w:pStyle w:val="SourceCode"/>
-      </w:pPr>
-      <w:r>
-        <w:t xml:space="preserve">    "types": [</w:t>
-      </w:r>
-    </w:p>
-    <w:p>
-      <w:pPr>
-        <w:pStyle w:val="SourceCode"/>
-      </w:pPr>
-      <w:r>
-        <w:t xml:space="preserve">      "node"</w:t>
-      </w:r>
-    </w:p>
-    <w:p>
-      <w:pPr>
-        <w:pStyle w:val="SourceCode"/>
-      </w:pPr>
-      <w:r>
-        <w:t xml:space="preserve">    ],</w:t>
-      </w:r>
-    </w:p>
-    <w:p>
-      <w:pPr>
-        <w:pStyle w:val="SourceCode"/>
-      </w:pPr>
-      <w:r>
-        <w:t xml:space="preserve">    "moduleDetection": "force"</w:t>
-      </w:r>
-    </w:p>
-    <w:p>
-      <w:pPr>
-        <w:pStyle w:val="SourceCode"/>
-      </w:pPr>
-      <w:r>
-        <w:t xml:space="preserve">  },</w:t>
-      </w:r>
-    </w:p>
-    <w:p>
-      <w:pPr>
-        <w:pStyle w:val="SourceCode"/>
-      </w:pPr>
-      <w:r>
-        <w:t xml:space="preserve">  "include": [</w:t>
-      </w:r>
-    </w:p>
-    <w:p>
-      <w:pPr>
-        <w:pStyle w:val="SourceCode"/>
-        <w:keepNext/>
-      </w:pPr>
-      <w:r>
-        <w:t xml:space="preserve">    "src/**/*.ts"</w:t>
-      </w:r>
-    </w:p>
-    <w:p>
-      <w:pPr>
-        <w:pStyle w:val="SourceCode"/>
-        <w:keepNext/>
-      </w:pPr>
-      <w:r>
-        <w:t xml:space="preserve">  ]</w:t>
       </w:r>
     </w:p>
     <w:p>
@@ -24442,31 +24682,31 @@
       </w:rPr>
     </w:lvl>
   </w:abstractNum>
-  <w:num w:numId="1" w16cid:durableId="966861644">
+  <w:num w:numId="1" w16cid:durableId="821585840">
     <w:abstractNumId w:val="8"/>
   </w:num>
-  <w:num w:numId="2" w16cid:durableId="203445496">
+  <w:num w:numId="2" w16cid:durableId="2101026098">
     <w:abstractNumId w:val="6"/>
   </w:num>
-  <w:num w:numId="3" w16cid:durableId="591085225">
+  <w:num w:numId="3" w16cid:durableId="992493302">
     <w:abstractNumId w:val="5"/>
   </w:num>
-  <w:num w:numId="4" w16cid:durableId="1022707668">
+  <w:num w:numId="4" w16cid:durableId="467670314">
     <w:abstractNumId w:val="4"/>
   </w:num>
-  <w:num w:numId="5" w16cid:durableId="317079090">
+  <w:num w:numId="5" w16cid:durableId="1312558703">
     <w:abstractNumId w:val="7"/>
   </w:num>
-  <w:num w:numId="6" w16cid:durableId="770660114">
+  <w:num w:numId="6" w16cid:durableId="1000698480">
     <w:abstractNumId w:val="3"/>
   </w:num>
-  <w:num w:numId="7" w16cid:durableId="2070103792">
+  <w:num w:numId="7" w16cid:durableId="307898624">
     <w:abstractNumId w:val="2"/>
   </w:num>
-  <w:num w:numId="8" w16cid:durableId="914630313">
+  <w:num w:numId="8" w16cid:durableId="897712268">
     <w:abstractNumId w:val="1"/>
   </w:num>
-  <w:num w:numId="9" w16cid:durableId="1160926620">
+  <w:num w:numId="9" w16cid:durableId="2011061795">
     <w:abstractNumId w:val="0"/>
   </w:num>
 </w:numbering>

--- a/Volume 1/Chapter 03 - File Handling/SPA_Vol1_Ch3_Lesson3_19_File_Handling_Errors.docx
+++ b/Volume 1/Chapter 03 - File Handling/SPA_Vol1_Ch3_Lesson3_19_File_Handling_Errors.docx
@@ -437,13 +437,14 @@
         <w:pStyle w:val="ListBullet"/>
       </w:pPr>
       <w:r>
-        <w:t>Safe saving. Writing new contents straight into a file empties it the moment it opens (Lesson 3.5); if the program then fails halfway, because the disk fills or the program stops, the file is left half-written and the old contents are gone. A safe save writes the complete new contents into a temporary file beside the original, here inventory.txt.tmp, and only then renames it over the original. The original is untouched until the rename. On Linux and macOS a rename within one folder is guaranteed to be atomi</w:t>
-      </w:r>
-      <w:r>
-        <w:t xml:space="preserve">c, one indivisible step: anyone opening inventory.txt finds either the whole old file or the whole new one, never half of each. On Windows the replacing rename is one call, but Windows does not document it as atomic; either way the name never points at a half-written file. The temporary file must be in the same folder and on the same drive: across drives a rename either copies the bytes, as C#'s File.Move does, or fails with a cross-device error, as the others do (Lesson 3.9). A power cut is a harder case, </w:t>
-      </w:r>
-      <w:r>
-        <w:t>because the system may not yet have written the temporary file's bytes to the disk when the rename happens; forcing them out first is taught in Volume 2, Chapter 3, Lesson 3.2: File Syscalls.</w:t>
+        <w:t xml:space="preserve">Safe saving. Writing new contents straight into a file empties it the moment it opens (Lesson 3.5); if the program then fails halfway, because the disk fills or the program stops, the file is left half-written and the old contents are gone. A safe save writes the complete new contents into a temporary file beside the original, here inventory.txt.tmp, and only then renames it over the original. The original is untouched until </w:t>
+      </w:r>
+      <w:r>
+        <w:lastRenderedPageBreak/>
+        <w:t xml:space="preserve">the rename. On Linux and macOS a rename within one folder is guaranteed to be atomic, one indivisible step: anyone opening inventory.txt finds either the whole old file or the whole new one, never half of each. On Windows the replacing rename is one call, but Windows does not document it as atomic; either way the name never points at a half-written file. The temporary file must be in the same folder and on the same drive: across drives a rename either copies the bytes, as C#'s File.Move does, or fails with </w:t>
+      </w:r>
+      <w:r>
+        <w:t>a cross-device error, as the others do (Lesson 3.9). A power cut is a harder case, because the system may not yet have written the temporary file's bytes to the disk when the rename happens; forcing them out first is taught in Volume 2, Chapter 3, Lesson 3.2: File Syscalls.</w:t>
       </w:r>
     </w:p>
     <w:p>
@@ -3087,15 +3088,15 @@
         <w:pStyle w:val="SourceCode"/>
       </w:pPr>
       <w:r>
-        <w:t xml:space="preserve">    // ends the text. This Basic version trusts the read, but reading</w:t>
-      </w:r>
-    </w:p>
-    <w:p>
-      <w:pPr>
-        <w:pStyle w:val="SourceCode"/>
-      </w:pPr>
-      <w:r>
-        <w:t xml:space="preserve">    // through NULL would crash, so NULL is still checked.</w:t>
+        <w:t xml:space="preserve">    // ends the text. Reading through NULL would crash, so NULL is checked;</w:t>
+      </w:r>
+    </w:p>
+    <w:p>
+      <w:pPr>
+        <w:pStyle w:val="SourceCode"/>
+      </w:pPr>
+      <w:r>
+        <w:t xml:space="preserve">    // on NULL this Basic version stops at once, still with exit code 0.</w:t>
       </w:r>
     </w:p>
     <w:p>
@@ -4650,47 +4651,47 @@
         <w:pStyle w:val="SourceCode"/>
       </w:pPr>
       <w:r>
-        <w:t xml:space="preserve">    // has no replacing rename, so the original is removed first. For that</w:t>
-      </w:r>
-    </w:p>
-    <w:p>
-      <w:pPr>
-        <w:pStyle w:val="SourceCode"/>
-      </w:pPr>
-      <w:r>
-        <w:t xml:space="preserve">    // moment the name is missing, but the complete new text is safe in the</w:t>
-      </w:r>
-    </w:p>
-    <w:p>
-      <w:pPr>
-        <w:pStyle w:val="SourceCode"/>
-      </w:pPr>
-      <w:r>
-        <w:t xml:space="preserve">    // temporary file. If the program stops between the two calls, rename</w:t>
-      </w:r>
-    </w:p>
-    <w:p>
-      <w:pPr>
-        <w:pStyle w:val="SourceCode"/>
-      </w:pPr>
-      <w:r>
-        <w:t xml:space="preserve">    // the temporary file to the original name yourself to recover.</w:t>
-      </w:r>
-    </w:p>
-    <w:p>
-      <w:pPr>
-        <w:pStyle w:val="SourceCode"/>
-      </w:pPr>
-      <w:r>
-        <w:t xml:space="preserve">    // Remember, #ifdef _WIN32 keeps the lines only when</w:t>
-      </w:r>
-    </w:p>
-    <w:p>
-      <w:pPr>
-        <w:pStyle w:val="SourceCode"/>
-      </w:pPr>
-      <w:r>
-        <w:t xml:space="preserve">    // the program is built for Windows.</w:t>
+        <w:t xml:space="preserve">    // has no replacing rename, so the original is removed first; a missing</w:t>
+      </w:r>
+    </w:p>
+    <w:p>
+      <w:pPr>
+        <w:pStyle w:val="SourceCode"/>
+      </w:pPr>
+      <w:r>
+        <w:t xml:space="preserve">    // original (ENOENT) is fine: nothing to remove. For that moment the</w:t>
+      </w:r>
+    </w:p>
+    <w:p>
+      <w:pPr>
+        <w:pStyle w:val="SourceCode"/>
+      </w:pPr>
+      <w:r>
+        <w:t xml:space="preserve">    // name is missing, but the complete new text is safe in the temporary</w:t>
+      </w:r>
+    </w:p>
+    <w:p>
+      <w:pPr>
+        <w:pStyle w:val="SourceCode"/>
+      </w:pPr>
+      <w:r>
+        <w:t xml:space="preserve">    // file. If the program stops between the two calls, rename the</w:t>
+      </w:r>
+    </w:p>
+    <w:p>
+      <w:pPr>
+        <w:pStyle w:val="SourceCode"/>
+      </w:pPr>
+      <w:r>
+        <w:t xml:space="preserve">    // temporary file to the original name yourself. Remember, #ifdef</w:t>
+      </w:r>
+    </w:p>
+    <w:p>
+      <w:pPr>
+        <w:pStyle w:val="SourceCode"/>
+      </w:pPr>
+      <w:r>
+        <w:t xml:space="preserve">    // _WIN32 keeps the lines up to #endif only in a Windows build.</w:t>
       </w:r>
     </w:p>
     <w:p>
@@ -11071,63 +11072,63 @@
         <w:pStyle w:val="SourceCode"/>
       </w:pPr>
       <w:r>
-        <w:t xml:space="preserve">        // handle for one open file; FileMode.CreateNew makes it create only</w:t>
-      </w:r>
-    </w:p>
-    <w:p>
-      <w:pPr>
-        <w:pStyle w:val="SourceCode"/>
-      </w:pPr>
-      <w:r>
-        <w:t xml:space="preserve">        // a new file, so an existing one is never emptied. Lesson 3.1</w:t>
-      </w:r>
-    </w:p>
-    <w:p>
-      <w:pPr>
-        <w:pStyle w:val="SourceCode"/>
-      </w:pPr>
-      <w:r>
-        <w:t xml:space="preserve">        // checked first and then created; with CreateNew, the check and the</w:t>
-      </w:r>
-    </w:p>
-    <w:p>
-      <w:pPr>
-        <w:pStyle w:val="SourceCode"/>
-      </w:pPr>
-      <w:r>
-        <w:t xml:space="preserve">        // create are one step. .NET has no exception type of its own for an</w:t>
-      </w:r>
-    </w:p>
-    <w:p>
-      <w:pPr>
-        <w:pStyle w:val="SourceCode"/>
-      </w:pPr>
-      <w:r>
-        <w:t xml:space="preserve">        // existing file: CreateNew throws a plain IOException, the base</w:t>
-      </w:r>
-    </w:p>
-    <w:p>
-      <w:pPr>
-        <w:pStyle w:val="SourceCode"/>
-      </w:pPr>
-      <w:r>
-        <w:t xml:space="preserve">        // type of the file exceptions above. Remember, a StreamWriter</w:t>
-      </w:r>
-    </w:p>
-    <w:p>
-      <w:pPr>
-        <w:pStyle w:val="SourceCode"/>
-      </w:pPr>
-      <w:r>
-        <w:t xml:space="preserve">        // writes text through the handle, and using closes the file when</w:t>
-      </w:r>
-    </w:p>
-    <w:p>
-      <w:pPr>
-        <w:pStyle w:val="SourceCode"/>
-      </w:pPr>
-      <w:r>
-        <w:t xml:space="preserve">        // the try block ends, even when an exception is thrown (Lesson 3.2).</w:t>
+        <w:t xml:space="preserve">        // handle for one open file; FileMode.CreateNew creates only a new</w:t>
+      </w:r>
+    </w:p>
+    <w:p>
+      <w:pPr>
+        <w:pStyle w:val="SourceCode"/>
+      </w:pPr>
+      <w:r>
+        <w:t xml:space="preserve">        // file, so the check and the create are one step (Lesson 3.1 checked</w:t>
+      </w:r>
+    </w:p>
+    <w:p>
+      <w:pPr>
+        <w:pStyle w:val="SourceCode"/>
+      </w:pPr>
+      <w:r>
+        <w:t xml:space="preserve">        // first) and an existing file is never emptied. .NET has no type of</w:t>
+      </w:r>
+    </w:p>
+    <w:p>
+      <w:pPr>
+        <w:pStyle w:val="SourceCode"/>
+      </w:pPr>
+      <w:r>
+        <w:t xml:space="preserve">        // its own for this: CreateNew throws a plain IOException, the base</w:t>
+      </w:r>
+    </w:p>
+    <w:p>
+      <w:pPr>
+        <w:pStyle w:val="SourceCode"/>
+      </w:pPr>
+      <w:r>
+        <w:t xml:space="preserve">        // type of the two not-found exceptions above, so it catches them too.</w:t>
+      </w:r>
+    </w:p>
+    <w:p>
+      <w:pPr>
+        <w:pStyle w:val="SourceCode"/>
+      </w:pPr>
+      <w:r>
+        <w:t xml:space="preserve">        // Remember, a StreamWriter writes text through the handle, and using</w:t>
+      </w:r>
+    </w:p>
+    <w:p>
+      <w:pPr>
+        <w:pStyle w:val="SourceCode"/>
+      </w:pPr>
+      <w:r>
+        <w:t xml:space="preserve">        // closes the file when the try block ends, even when an exception is</w:t>
+      </w:r>
+    </w:p>
+    <w:p>
+      <w:pPr>
+        <w:pStyle w:val="SourceCode"/>
+      </w:pPr>
+      <w:r>
+        <w:t xml:space="preserve">        // thrown (Lesson 3.2).</w:t>
       </w:r>
     </w:p>
     <w:p>
@@ -14264,7 +14265,7 @@
         <w:pStyle w:val="ListBullet"/>
       </w:pPr>
       <w:r>
-        <w:t>In the Basic version, each attempt catches only the type it expects; for any other kind of failure it stops with an Unhandled exception message that names the exception's type, because nothing catches it. ReportFailure handles every kind, and says so in the system's own words when it does not recognize one.</w:t>
+        <w:t>In the Basic version, each attempt catches only the type it expects (the fourth's plain IOException also takes a missing file or folder); for any other kind of failure it stops with an Unhandled exception message that names the exception's type, because nothing catches it. ReportFailure handles every kind, and says so in the system's own words when it does not recognize one.</w:t>
       </w:r>
     </w:p>
     <w:p>
@@ -14458,6 +14459,14 @@
         <w:pStyle w:val="SourceCode"/>
       </w:pPr>
       <w:r>
+        <w:t>// Remember, main starts the program.</w:t>
+      </w:r>
+    </w:p>
+    <w:p>
+      <w:pPr>
+        <w:pStyle w:val="SourceCode"/>
+      </w:pPr>
+      <w:r>
         <w:t>func main() {</w:t>
       </w:r>
     </w:p>
@@ -14689,31 +14698,31 @@
         <w:pStyle w:val="SourceCode"/>
       </w:pPr>
       <w:r>
-        <w:t xml:space="preserve">    // Attempt 2: write into a folder that does not exist. The kind is</w:t>
-      </w:r>
-    </w:p>
-    <w:p>
-      <w:pPr>
-        <w:pStyle w:val="SourceCode"/>
-      </w:pPr>
-      <w:r>
-        <w:t xml:space="preserve">    // os.ErrNotExist again. A write creates a missing file, so on a write</w:t>
-      </w:r>
-    </w:p>
-    <w:p>
-      <w:pPr>
-        <w:pStyle w:val="SourceCode"/>
-      </w:pPr>
-      <w:r>
-        <w:t xml:space="preserve">    // not found means the folder is missing, and the message says so.</w:t>
-      </w:r>
-    </w:p>
-    <w:p>
-      <w:pPr>
-        <w:pStyle w:val="SourceCode"/>
-      </w:pPr>
-      <w:r>
-        <w:t xml:space="preserve">    // Remember, os.WriteFile creates or empties the file in one call.</w:t>
+        <w:t xml:space="preserve">    // Attempt 2: write into a folder that does not exist. A write creates</w:t>
+      </w:r>
+    </w:p>
+    <w:p>
+      <w:pPr>
+        <w:pStyle w:val="SourceCode"/>
+      </w:pPr>
+      <w:r>
+        <w:t xml:space="preserve">    // a missing file, so os.ErrNotExist here means the folder is missing.</w:t>
+      </w:r>
+    </w:p>
+    <w:p>
+      <w:pPr>
+        <w:pStyle w:val="SourceCode"/>
+      </w:pPr>
+      <w:r>
+        <w:t xml:space="preserve">    // Remember, os.WriteFile creates or empties the file in one call, and</w:t>
+      </w:r>
+    </w:p>
+    <w:p>
+      <w:pPr>
+        <w:pStyle w:val="SourceCode"/>
+      </w:pPr>
+      <w:r>
+        <w:t xml:space="preserve">    // 0644 sets a new file's Linux and macOS permissions (Windows ignores it).</w:t>
       </w:r>
     </w:p>
     <w:p>
@@ -16328,6 +16337,14 @@
         <w:pStyle w:val="SourceCode"/>
       </w:pPr>
       <w:r>
+        <w:t>// Remember, main starts the program.</w:t>
+      </w:r>
+    </w:p>
+    <w:p>
+      <w:pPr>
+        <w:pStyle w:val="SourceCode"/>
+      </w:pPr>
+      <w:r>
         <w:t>func main() {</w:t>
       </w:r>
     </w:p>
@@ -21004,6 +21021,14 @@
         <w:pStyle w:val="SourceCode"/>
       </w:pPr>
       <w:r>
+        <w:t>// Remember, main() on the last line runs the program.</w:t>
+      </w:r>
+    </w:p>
+    <w:p>
+      <w:pPr>
+        <w:pStyle w:val="SourceCode"/>
+      </w:pPr>
+      <w:r>
         <w:t>function main(): void {</w:t>
       </w:r>
     </w:p>
@@ -22865,6 +22890,14 @@
         <w:pStyle w:val="SourceCode"/>
       </w:pPr>
       <w:r>
+        <w:t>// Remember, main() on the last line runs the program.</w:t>
+      </w:r>
+    </w:p>
+    <w:p>
+      <w:pPr>
+        <w:pStyle w:val="SourceCode"/>
+      </w:pPr>
+      <w:r>
         <w:t>function main(): void {</w:t>
       </w:r>
     </w:p>
@@ -23406,7 +23439,7 @@
         <w:pStyle w:val="SourceCode"/>
       </w:pPr>
       <w:r>
-        <w:t xml:space="preserve">    // Remember, process.exitCode = 1 ends the program with exit code 1.</w:t>
+        <w:t xml:space="preserve">    // Remember, process.exitCode = 1 sets the exit code the run ends with.</w:t>
       </w:r>
     </w:p>
     <w:p>
@@ -25916,31 +25949,31 @@
       </w:rPr>
     </w:lvl>
   </w:abstractNum>
-  <w:num w:numId="1" w16cid:durableId="1676345887">
+  <w:num w:numId="1" w16cid:durableId="1680810663">
     <w:abstractNumId w:val="8"/>
   </w:num>
-  <w:num w:numId="2" w16cid:durableId="459543393">
+  <w:num w:numId="2" w16cid:durableId="1544176499">
     <w:abstractNumId w:val="6"/>
   </w:num>
-  <w:num w:numId="3" w16cid:durableId="467431139">
+  <w:num w:numId="3" w16cid:durableId="1879390423">
     <w:abstractNumId w:val="5"/>
   </w:num>
-  <w:num w:numId="4" w16cid:durableId="1850365786">
+  <w:num w:numId="4" w16cid:durableId="1902445977">
     <w:abstractNumId w:val="4"/>
   </w:num>
-  <w:num w:numId="5" w16cid:durableId="298846630">
+  <w:num w:numId="5" w16cid:durableId="336083529">
     <w:abstractNumId w:val="7"/>
   </w:num>
-  <w:num w:numId="6" w16cid:durableId="1055012346">
+  <w:num w:numId="6" w16cid:durableId="2089381332">
     <w:abstractNumId w:val="3"/>
   </w:num>
-  <w:num w:numId="7" w16cid:durableId="1569728462">
+  <w:num w:numId="7" w16cid:durableId="768309490">
     <w:abstractNumId w:val="2"/>
   </w:num>
-  <w:num w:numId="8" w16cid:durableId="1641492006">
+  <w:num w:numId="8" w16cid:durableId="1412198054">
     <w:abstractNumId w:val="1"/>
   </w:num>
-  <w:num w:numId="9" w16cid:durableId="524945966">
+  <w:num w:numId="9" w16cid:durableId="1140076716">
     <w:abstractNumId w:val="0"/>
   </w:num>
 </w:numbering>
